--- a/TABUSSUM_timetable.docx
+++ b/TABUSSUM_timetable.docx
@@ -22,92 +22,116 @@
         <w:tblLook w:firstColumn="1" w:firstRow="1" w:lastColumn="0" w:lastRow="0" w:noHBand="0" w:noVBand="1" w:val="04A0"/>
       </w:tblPr>
       <w:tblGrid>
-        <w:gridCol w:w="1080"/>
-        <w:gridCol w:w="1080"/>
-        <w:gridCol w:w="1080"/>
-        <w:gridCol w:w="1080"/>
-        <w:gridCol w:w="1080"/>
-        <w:gridCol w:w="1080"/>
-        <w:gridCol w:w="1080"/>
-        <w:gridCol w:w="1080"/>
+        <w:gridCol w:w="1530"/>
+        <w:gridCol w:w="1530"/>
+        <w:gridCol w:w="1530"/>
+        <w:gridCol w:w="1530"/>
+        <w:gridCol w:w="1530"/>
+        <w:gridCol w:w="1530"/>
+        <w:gridCol w:w="1530"/>
+        <w:gridCol w:w="1530"/>
       </w:tblGrid>
       <w:tr>
         <w:tc>
           <w:tcPr>
-            <w:tcW w:type="dxa" w:w="1080"/>
+            <w:tcW w:type="dxa" w:w="1530"/>
           </w:tcPr>
           <w:p>
             <w:r>
+              <w:rPr>
+                <w:b/>
+              </w:rPr>
               <w:t>Period</w:t>
             </w:r>
           </w:p>
         </w:tc>
         <w:tc>
           <w:tcPr>
-            <w:tcW w:type="dxa" w:w="1080"/>
+            <w:tcW w:type="dxa" w:w="1530"/>
           </w:tcPr>
           <w:p>
             <w:r>
-              <w:t>Mon-Thu Time</w:t>
+              <w:rPr>
+                <w:b/>
+              </w:rPr>
+              <w:t>Mon-Wed Time</w:t>
             </w:r>
           </w:p>
         </w:tc>
         <w:tc>
           <w:tcPr>
-            <w:tcW w:type="dxa" w:w="1080"/>
+            <w:tcW w:type="dxa" w:w="1530"/>
           </w:tcPr>
           <w:p>
             <w:r>
+              <w:rPr>
+                <w:b/>
+              </w:rPr>
               <w:t>Mon</w:t>
             </w:r>
           </w:p>
         </w:tc>
         <w:tc>
           <w:tcPr>
-            <w:tcW w:type="dxa" w:w="1080"/>
+            <w:tcW w:type="dxa" w:w="1530"/>
           </w:tcPr>
           <w:p>
             <w:r>
+              <w:rPr>
+                <w:b/>
+              </w:rPr>
               <w:t>Tue</w:t>
             </w:r>
           </w:p>
         </w:tc>
         <w:tc>
           <w:tcPr>
-            <w:tcW w:type="dxa" w:w="1080"/>
+            <w:tcW w:type="dxa" w:w="1530"/>
           </w:tcPr>
           <w:p>
             <w:r>
+              <w:rPr>
+                <w:b/>
+              </w:rPr>
               <w:t>Wed</w:t>
             </w:r>
           </w:p>
         </w:tc>
         <w:tc>
           <w:tcPr>
-            <w:tcW w:type="dxa" w:w="1080"/>
+            <w:tcW w:type="dxa" w:w="1530"/>
           </w:tcPr>
           <w:p>
             <w:r>
+              <w:rPr>
+                <w:b/>
+              </w:rPr>
               <w:t>Thu</w:t>
             </w:r>
           </w:p>
         </w:tc>
         <w:tc>
           <w:tcPr>
-            <w:tcW w:type="dxa" w:w="1080"/>
+            <w:tcW w:type="dxa" w:w="1530"/>
           </w:tcPr>
           <w:p>
             <w:r>
+              <w:rPr>
+                <w:b/>
+              </w:rPr>
               <w:t>Fri</w:t>
             </w:r>
           </w:p>
         </w:tc>
         <w:tc>
           <w:tcPr>
-            <w:tcW w:type="dxa" w:w="1080"/>
+            <w:tcW w:type="dxa" w:w="1530"/>
           </w:tcPr>
           <w:p>
             <w:r>
+              <w:rPr>
+                <w:b/>
+              </w:rPr>
               <w:t>Fri Time</w:t>
             </w:r>
           </w:p>
@@ -116,7 +140,7 @@
       <w:tr>
         <w:tc>
           <w:tcPr>
-            <w:tcW w:type="dxa" w:w="1080"/>
+            <w:tcW w:type="dxa" w:w="1530"/>
           </w:tcPr>
           <w:p>
             <w:r>
@@ -126,7 +150,7 @@
         </w:tc>
         <w:tc>
           <w:tcPr>
-            <w:tcW w:type="dxa" w:w="1080"/>
+            <w:tcW w:type="dxa" w:w="1530"/>
           </w:tcPr>
           <w:p>
             <w:r>
@@ -136,7 +160,7 @@
         </w:tc>
         <w:tc>
           <w:tcPr>
-            <w:tcW w:type="dxa" w:w="1080"/>
+            <w:tcW w:type="dxa" w:w="1530"/>
           </w:tcPr>
           <w:p>
             <w:r>
@@ -148,7 +172,7 @@
         </w:tc>
         <w:tc>
           <w:tcPr>
-            <w:tcW w:type="dxa" w:w="1080"/>
+            <w:tcW w:type="dxa" w:w="1530"/>
           </w:tcPr>
           <w:p>
             <w:r>
@@ -160,7 +184,7 @@
         </w:tc>
         <w:tc>
           <w:tcPr>
-            <w:tcW w:type="dxa" w:w="1080"/>
+            <w:tcW w:type="dxa" w:w="1530"/>
           </w:tcPr>
           <w:p>
             <w:r>
@@ -172,7 +196,7 @@
         </w:tc>
         <w:tc>
           <w:tcPr>
-            <w:tcW w:type="dxa" w:w="1080"/>
+            <w:tcW w:type="dxa" w:w="1530"/>
           </w:tcPr>
           <w:p>
             <w:r>
@@ -184,7 +208,83 @@
         </w:tc>
         <w:tc>
           <w:tcPr>
-            <w:tcW w:type="dxa" w:w="1080"/>
+            <w:tcW w:type="dxa" w:w="1530"/>
+          </w:tcPr>
+          <w:p>
+            <w:r>
+              <w:t>10D</w:t>
+              <w:br/>
+              <w:t>BIOLOGY</w:t>
+            </w:r>
+          </w:p>
+        </w:tc>
+        <w:tc>
+          <w:tcPr>
+            <w:tcW w:type="dxa" w:w="1530"/>
+          </w:tcPr>
+          <w:p>
+            <w:r>
+              <w:t>8:00-8:40</w:t>
+            </w:r>
+          </w:p>
+        </w:tc>
+      </w:tr>
+      <w:tr>
+        <w:tc>
+          <w:tcPr>
+            <w:tcW w:type="dxa" w:w="1530"/>
+          </w:tcPr>
+          <w:p>
+            <w:r>
+              <w:t>P2</w:t>
+            </w:r>
+          </w:p>
+        </w:tc>
+        <w:tc>
+          <w:tcPr>
+            <w:tcW w:type="dxa" w:w="1530"/>
+          </w:tcPr>
+          <w:p>
+            <w:r>
+              <w:t>8:50-9:30</w:t>
+            </w:r>
+          </w:p>
+        </w:tc>
+        <w:tc>
+          <w:tcPr>
+            <w:tcW w:type="dxa" w:w="1530"/>
+          </w:tcPr>
+          <w:p>
+            <w:r/>
+          </w:p>
+        </w:tc>
+        <w:tc>
+          <w:tcPr>
+            <w:tcW w:type="dxa" w:w="1530"/>
+          </w:tcPr>
+          <w:p>
+            <w:r>
+              <w:t>10B</w:t>
+              <w:br/>
+              <w:t>BIOLOGY</w:t>
+            </w:r>
+          </w:p>
+        </w:tc>
+        <w:tc>
+          <w:tcPr>
+            <w:tcW w:type="dxa" w:w="1530"/>
+          </w:tcPr>
+          <w:p>
+            <w:r>
+              <w:t>10A</w:t>
+              <w:br/>
+              <w:t>BIOLOGY</w:t>
+            </w:r>
+          </w:p>
+        </w:tc>
+        <w:tc>
+          <w:tcPr>
+            <w:tcW w:type="dxa" w:w="1530"/>
           </w:tcPr>
           <w:p>
             <w:r>
@@ -196,11 +296,19 @@
         </w:tc>
         <w:tc>
           <w:tcPr>
-            <w:tcW w:type="dxa" w:w="1080"/>
+            <w:tcW w:type="dxa" w:w="1530"/>
+          </w:tcPr>
+          <w:p>
+            <w:r/>
+          </w:p>
+        </w:tc>
+        <w:tc>
+          <w:tcPr>
+            <w:tcW w:type="dxa" w:w="1530"/>
           </w:tcPr>
           <w:p>
             <w:r>
-              <w:t>8:00-8:40</w:t>
+              <w:t>8:40-9:15</w:t>
             </w:r>
           </w:p>
         </w:tc>
@@ -208,27 +316,107 @@
       <w:tr>
         <w:tc>
           <w:tcPr>
-            <w:tcW w:type="dxa" w:w="1080"/>
+            <w:tcW w:type="dxa" w:w="1530"/>
           </w:tcPr>
           <w:p>
             <w:r>
-              <w:t>P2</w:t>
+              <w:t>P3</w:t>
             </w:r>
           </w:p>
         </w:tc>
         <w:tc>
           <w:tcPr>
-            <w:tcW w:type="dxa" w:w="1080"/>
+            <w:tcW w:type="dxa" w:w="1530"/>
           </w:tcPr>
           <w:p>
             <w:r>
-              <w:t>8:50-9:30</w:t>
+              <w:t>9:30-10:10</w:t>
             </w:r>
           </w:p>
         </w:tc>
         <w:tc>
           <w:tcPr>
-            <w:tcW w:type="dxa" w:w="1080"/>
+            <w:tcW w:type="dxa" w:w="1530"/>
+          </w:tcPr>
+          <w:p>
+            <w:r>
+              <w:t>10B</w:t>
+              <w:br/>
+              <w:t>BIOLOGY</w:t>
+            </w:r>
+          </w:p>
+        </w:tc>
+        <w:tc>
+          <w:tcPr>
+            <w:tcW w:type="dxa" w:w="1530"/>
+          </w:tcPr>
+          <w:p>
+            <w:r/>
+          </w:p>
+        </w:tc>
+        <w:tc>
+          <w:tcPr>
+            <w:tcW w:type="dxa" w:w="1530"/>
+          </w:tcPr>
+          <w:p>
+            <w:r/>
+          </w:p>
+        </w:tc>
+        <w:tc>
+          <w:tcPr>
+            <w:tcW w:type="dxa" w:w="1530"/>
+          </w:tcPr>
+          <w:p>
+            <w:r/>
+          </w:p>
+        </w:tc>
+        <w:tc>
+          <w:tcPr>
+            <w:tcW w:type="dxa" w:w="1530"/>
+          </w:tcPr>
+          <w:p>
+            <w:r>
+              <w:t>8A</w:t>
+              <w:br/>
+              <w:t>GENERAL SCIENCE</w:t>
+            </w:r>
+          </w:p>
+        </w:tc>
+        <w:tc>
+          <w:tcPr>
+            <w:tcW w:type="dxa" w:w="1530"/>
+          </w:tcPr>
+          <w:p>
+            <w:r>
+              <w:t>9:15-9:50</w:t>
+            </w:r>
+          </w:p>
+        </w:tc>
+      </w:tr>
+      <w:tr>
+        <w:tc>
+          <w:tcPr>
+            <w:tcW w:type="dxa" w:w="1530"/>
+          </w:tcPr>
+          <w:p>
+            <w:r>
+              <w:t>P4</w:t>
+            </w:r>
+          </w:p>
+        </w:tc>
+        <w:tc>
+          <w:tcPr>
+            <w:tcW w:type="dxa" w:w="1530"/>
+          </w:tcPr>
+          <w:p>
+            <w:r>
+              <w:t>10:10-10:50</w:t>
+            </w:r>
+          </w:p>
+        </w:tc>
+        <w:tc>
+          <w:tcPr>
+            <w:tcW w:type="dxa" w:w="1530"/>
           </w:tcPr>
           <w:p>
             <w:r>
@@ -240,7 +428,19 @@
         </w:tc>
         <w:tc>
           <w:tcPr>
-            <w:tcW w:type="dxa" w:w="1080"/>
+            <w:tcW w:type="dxa" w:w="1530"/>
+          </w:tcPr>
+          <w:p>
+            <w:r>
+              <w:t>8A</w:t>
+              <w:br/>
+              <w:t>GENERAL SCIENCE</w:t>
+            </w:r>
+          </w:p>
+        </w:tc>
+        <w:tc>
+          <w:tcPr>
+            <w:tcW w:type="dxa" w:w="1530"/>
           </w:tcPr>
           <w:p>
             <w:r>
@@ -252,7 +452,127 @@
         </w:tc>
         <w:tc>
           <w:tcPr>
-            <w:tcW w:type="dxa" w:w="1080"/>
+            <w:tcW w:type="dxa" w:w="1530"/>
+          </w:tcPr>
+          <w:p>
+            <w:r/>
+          </w:p>
+        </w:tc>
+        <w:tc>
+          <w:tcPr>
+            <w:tcW w:type="dxa" w:w="1530"/>
+          </w:tcPr>
+          <w:p>
+            <w:r/>
+          </w:p>
+        </w:tc>
+        <w:tc>
+          <w:tcPr>
+            <w:tcW w:type="dxa" w:w="1530"/>
+          </w:tcPr>
+          <w:p>
+            <w:r>
+              <w:t>9:50-10:25</w:t>
+            </w:r>
+          </w:p>
+        </w:tc>
+      </w:tr>
+      <w:tr>
+        <w:tc>
+          <w:tcPr>
+            <w:tcW w:type="dxa" w:w="1530"/>
+          </w:tcPr>
+          <w:p>
+            <w:r>
+              <w:t>Lunch</w:t>
+            </w:r>
+          </w:p>
+        </w:tc>
+        <w:tc>
+          <w:tcPr>
+            <w:tcW w:type="dxa" w:w="1530"/>
+          </w:tcPr>
+          <w:p>
+            <w:r>
+              <w:t>10:50-11:20</w:t>
+            </w:r>
+          </w:p>
+        </w:tc>
+        <w:tc>
+          <w:tcPr>
+            <w:tcW w:type="dxa" w:w="1530"/>
+          </w:tcPr>
+          <w:p>
+            <w:r/>
+          </w:p>
+        </w:tc>
+        <w:tc>
+          <w:tcPr>
+            <w:tcW w:type="dxa" w:w="1530"/>
+          </w:tcPr>
+          <w:p>
+            <w:r/>
+          </w:p>
+        </w:tc>
+        <w:tc>
+          <w:tcPr>
+            <w:tcW w:type="dxa" w:w="1530"/>
+          </w:tcPr>
+          <w:p>
+            <w:r/>
+          </w:p>
+        </w:tc>
+        <w:tc>
+          <w:tcPr>
+            <w:tcW w:type="dxa" w:w="1530"/>
+          </w:tcPr>
+          <w:p>
+            <w:r/>
+          </w:p>
+        </w:tc>
+        <w:tc>
+          <w:tcPr>
+            <w:tcW w:type="dxa" w:w="1530"/>
+          </w:tcPr>
+          <w:p>
+            <w:r/>
+          </w:p>
+        </w:tc>
+        <w:tc>
+          <w:tcPr>
+            <w:tcW w:type="dxa" w:w="1530"/>
+          </w:tcPr>
+          <w:p>
+            <w:r>
+              <w:t>10:25-10:55</w:t>
+            </w:r>
+          </w:p>
+        </w:tc>
+      </w:tr>
+      <w:tr>
+        <w:tc>
+          <w:tcPr>
+            <w:tcW w:type="dxa" w:w="1530"/>
+          </w:tcPr>
+          <w:p>
+            <w:r>
+              <w:t>P5</w:t>
+            </w:r>
+          </w:p>
+        </w:tc>
+        <w:tc>
+          <w:tcPr>
+            <w:tcW w:type="dxa" w:w="1530"/>
+          </w:tcPr>
+          <w:p>
+            <w:r>
+              <w:t>11:20-12:00</w:t>
+            </w:r>
+          </w:p>
+        </w:tc>
+        <w:tc>
+          <w:tcPr>
+            <w:tcW w:type="dxa" w:w="1530"/>
           </w:tcPr>
           <w:p>
             <w:r>
@@ -264,7 +584,7 @@
         </w:tc>
         <w:tc>
           <w:tcPr>
-            <w:tcW w:type="dxa" w:w="1080"/>
+            <w:tcW w:type="dxa" w:w="1530"/>
           </w:tcPr>
           <w:p>
             <w:r/>
@@ -272,7 +592,75 @@
         </w:tc>
         <w:tc>
           <w:tcPr>
-            <w:tcW w:type="dxa" w:w="1080"/>
+            <w:tcW w:type="dxa" w:w="1530"/>
+          </w:tcPr>
+          <w:p>
+            <w:r>
+              <w:t>10D</w:t>
+              <w:br/>
+              <w:t>BIOLOGY</w:t>
+            </w:r>
+          </w:p>
+        </w:tc>
+        <w:tc>
+          <w:tcPr>
+            <w:tcW w:type="dxa" w:w="1530"/>
+          </w:tcPr>
+          <w:p>
+            <w:r>
+              <w:t>10D</w:t>
+              <w:br/>
+              <w:t>BIOLOGY</w:t>
+            </w:r>
+          </w:p>
+        </w:tc>
+        <w:tc>
+          <w:tcPr>
+            <w:tcW w:type="dxa" w:w="1530"/>
+          </w:tcPr>
+          <w:p>
+            <w:r>
+              <w:t>10A</w:t>
+              <w:br/>
+              <w:t>BIOLOGY</w:t>
+            </w:r>
+          </w:p>
+        </w:tc>
+        <w:tc>
+          <w:tcPr>
+            <w:tcW w:type="dxa" w:w="1530"/>
+          </w:tcPr>
+          <w:p>
+            <w:r>
+              <w:t>10:55-11:35</w:t>
+            </w:r>
+          </w:p>
+        </w:tc>
+      </w:tr>
+      <w:tr>
+        <w:tc>
+          <w:tcPr>
+            <w:tcW w:type="dxa" w:w="1530"/>
+          </w:tcPr>
+          <w:p>
+            <w:r>
+              <w:t>P6</w:t>
+            </w:r>
+          </w:p>
+        </w:tc>
+        <w:tc>
+          <w:tcPr>
+            <w:tcW w:type="dxa" w:w="1530"/>
+          </w:tcPr>
+          <w:p>
+            <w:r>
+              <w:t>12:00-12:40</w:t>
+            </w:r>
+          </w:p>
+        </w:tc>
+        <w:tc>
+          <w:tcPr>
+            <w:tcW w:type="dxa" w:w="1530"/>
           </w:tcPr>
           <w:p>
             <w:r/>
@@ -280,39 +668,23 @@
         </w:tc>
         <w:tc>
           <w:tcPr>
-            <w:tcW w:type="dxa" w:w="1080"/>
+            <w:tcW w:type="dxa" w:w="1530"/>
           </w:tcPr>
           <w:p>
-            <w:r>
-              <w:t>8:40-9:15</w:t>
-            </w:r>
-          </w:p>
-        </w:tc>
-      </w:tr>
-      <w:tr>
-        <w:tc>
-          <w:tcPr>
-            <w:tcW w:type="dxa" w:w="1080"/>
-          </w:tcPr>
-          <w:p>
-            <w:r>
-              <w:t>P3</w:t>
-            </w:r>
+            <w:r/>
           </w:p>
         </w:tc>
         <w:tc>
           <w:tcPr>
-            <w:tcW w:type="dxa" w:w="1080"/>
+            <w:tcW w:type="dxa" w:w="1530"/>
           </w:tcPr>
           <w:p>
-            <w:r>
-              <w:t>9:30-10:10</w:t>
-            </w:r>
+            <w:r/>
           </w:p>
         </w:tc>
         <w:tc>
           <w:tcPr>
-            <w:tcW w:type="dxa" w:w="1080"/>
+            <w:tcW w:type="dxa" w:w="1530"/>
           </w:tcPr>
           <w:p>
             <w:r>
@@ -324,7 +696,71 @@
         </w:tc>
         <w:tc>
           <w:tcPr>
-            <w:tcW w:type="dxa" w:w="1080"/>
+            <w:tcW w:type="dxa" w:w="1530"/>
+          </w:tcPr>
+          <w:p>
+            <w:r>
+              <w:t>10B</w:t>
+              <w:br/>
+              <w:t>BIOLOGY</w:t>
+            </w:r>
+          </w:p>
+        </w:tc>
+        <w:tc>
+          <w:tcPr>
+            <w:tcW w:type="dxa" w:w="1530"/>
+          </w:tcPr>
+          <w:p>
+            <w:r>
+              <w:t>11:35-12:15</w:t>
+            </w:r>
+          </w:p>
+        </w:tc>
+      </w:tr>
+      <w:tr>
+        <w:tc>
+          <w:tcPr>
+            <w:tcW w:type="dxa" w:w="1530"/>
+          </w:tcPr>
+          <w:p>
+            <w:r>
+              <w:t>P7</w:t>
+            </w:r>
+          </w:p>
+        </w:tc>
+        <w:tc>
+          <w:tcPr>
+            <w:tcW w:type="dxa" w:w="1530"/>
+          </w:tcPr>
+          <w:p>
+            <w:r>
+              <w:t>12:40-1:20</w:t>
+            </w:r>
+          </w:p>
+        </w:tc>
+        <w:tc>
+          <w:tcPr>
+            <w:tcW w:type="dxa" w:w="1530"/>
+          </w:tcPr>
+          <w:p>
+            <w:r/>
+          </w:p>
+        </w:tc>
+        <w:tc>
+          <w:tcPr>
+            <w:tcW w:type="dxa" w:w="1530"/>
+          </w:tcPr>
+          <w:p>
+            <w:r>
+              <w:t>10A</w:t>
+              <w:br/>
+              <w:t>BIOLOGY</w:t>
+            </w:r>
+          </w:p>
+        </w:tc>
+        <w:tc>
+          <w:tcPr>
+            <w:tcW w:type="dxa" w:w="1530"/>
           </w:tcPr>
           <w:p>
             <w:r>
@@ -336,11 +772,61 @@
         </w:tc>
         <w:tc>
           <w:tcPr>
-            <w:tcW w:type="dxa" w:w="1080"/>
+            <w:tcW w:type="dxa" w:w="1530"/>
           </w:tcPr>
           <w:p>
             <w:r>
-              <w:t>10B</w:t>
+              <w:t>8A</w:t>
+              <w:br/>
+              <w:t>GENERAL SCIENCE</w:t>
+            </w:r>
+          </w:p>
+        </w:tc>
+        <w:tc>
+          <w:tcPr>
+            <w:tcW w:type="dxa" w:w="1530"/>
+          </w:tcPr>
+          <w:p>
+            <w:r/>
+          </w:p>
+        </w:tc>
+        <w:tc>
+          <w:tcPr>
+            <w:tcW w:type="dxa" w:w="1530"/>
+          </w:tcPr>
+          <w:p>
+            <w:r/>
+          </w:p>
+        </w:tc>
+      </w:tr>
+      <w:tr>
+        <w:tc>
+          <w:tcPr>
+            <w:tcW w:type="dxa" w:w="1530"/>
+          </w:tcPr>
+          <w:p>
+            <w:r>
+              <w:t>P8</w:t>
+            </w:r>
+          </w:p>
+        </w:tc>
+        <w:tc>
+          <w:tcPr>
+            <w:tcW w:type="dxa" w:w="1530"/>
+          </w:tcPr>
+          <w:p>
+            <w:r>
+              <w:t>1:20-2:00</w:t>
+            </w:r>
+          </w:p>
+        </w:tc>
+        <w:tc>
+          <w:tcPr>
+            <w:tcW w:type="dxa" w:w="1530"/>
+          </w:tcPr>
+          <w:p>
+            <w:r>
+              <w:t>10A</w:t>
               <w:br/>
               <w:t>BIOLOGY</w:t>
             </w:r>
@@ -348,15 +834,7 @@
         </w:tc>
         <w:tc>
           <w:tcPr>
-            <w:tcW w:type="dxa" w:w="1080"/>
-          </w:tcPr>
-          <w:p>
-            <w:r/>
-          </w:p>
-        </w:tc>
-        <w:tc>
-          <w:tcPr>
-            <w:tcW w:type="dxa" w:w="1080"/>
+            <w:tcW w:type="dxa" w:w="1530"/>
           </w:tcPr>
           <w:p>
             <w:r>
@@ -368,63 +846,7 @@
         </w:tc>
         <w:tc>
           <w:tcPr>
-            <w:tcW w:type="dxa" w:w="1080"/>
-          </w:tcPr>
-          <w:p>
-            <w:r>
-              <w:t>9:15-9:50</w:t>
-            </w:r>
-          </w:p>
-        </w:tc>
-      </w:tr>
-      <w:tr>
-        <w:tc>
-          <w:tcPr>
-            <w:tcW w:type="dxa" w:w="1080"/>
-          </w:tcPr>
-          <w:p>
-            <w:r>
-              <w:t>P4</w:t>
-            </w:r>
-          </w:p>
-        </w:tc>
-        <w:tc>
-          <w:tcPr>
-            <w:tcW w:type="dxa" w:w="1080"/>
-          </w:tcPr>
-          <w:p>
-            <w:r>
-              <w:t>10:10-10:50</w:t>
-            </w:r>
-          </w:p>
-        </w:tc>
-        <w:tc>
-          <w:tcPr>
-            <w:tcW w:type="dxa" w:w="1080"/>
-          </w:tcPr>
-          <w:p>
-            <w:r/>
-          </w:p>
-        </w:tc>
-        <w:tc>
-          <w:tcPr>
-            <w:tcW w:type="dxa" w:w="1080"/>
-          </w:tcPr>
-          <w:p>
-            <w:r/>
-          </w:p>
-        </w:tc>
-        <w:tc>
-          <w:tcPr>
-            <w:tcW w:type="dxa" w:w="1080"/>
-          </w:tcPr>
-          <w:p>
-            <w:r/>
-          </w:p>
-        </w:tc>
-        <w:tc>
-          <w:tcPr>
-            <w:tcW w:type="dxa" w:w="1080"/>
+            <w:tcW w:type="dxa" w:w="1530"/>
           </w:tcPr>
           <w:p>
             <w:r>
@@ -436,75 +858,7 @@
         </w:tc>
         <w:tc>
           <w:tcPr>
-            <w:tcW w:type="dxa" w:w="1080"/>
-          </w:tcPr>
-          <w:p>
-            <w:r>
-              <w:t>10B</w:t>
-              <w:br/>
-              <w:t>BIOLOGY</w:t>
-            </w:r>
-          </w:p>
-        </w:tc>
-        <w:tc>
-          <w:tcPr>
-            <w:tcW w:type="dxa" w:w="1080"/>
-          </w:tcPr>
-          <w:p>
-            <w:r>
-              <w:t>9:50-10:25</w:t>
-            </w:r>
-          </w:p>
-        </w:tc>
-      </w:tr>
-      <w:tr>
-        <w:tc>
-          <w:tcPr>
-            <w:tcW w:type="dxa" w:w="1080"/>
-          </w:tcPr>
-          <w:p>
-            <w:r>
-              <w:t>P5</w:t>
-            </w:r>
-          </w:p>
-        </w:tc>
-        <w:tc>
-          <w:tcPr>
-            <w:tcW w:type="dxa" w:w="1080"/>
-          </w:tcPr>
-          <w:p>
-            <w:r>
-              <w:t>10:50-11:30</w:t>
-            </w:r>
-          </w:p>
-        </w:tc>
-        <w:tc>
-          <w:tcPr>
-            <w:tcW w:type="dxa" w:w="1080"/>
-          </w:tcPr>
-          <w:p>
-            <w:r>
-              <w:t>8A</w:t>
-              <w:br/>
-              <w:t>GENERAL SCIENCE</w:t>
-            </w:r>
-          </w:p>
-        </w:tc>
-        <w:tc>
-          <w:tcPr>
-            <w:tcW w:type="dxa" w:w="1080"/>
-          </w:tcPr>
-          <w:p>
-            <w:r>
-              <w:t>10D</w:t>
-              <w:br/>
-              <w:t>BIOLOGY</w:t>
-            </w:r>
-          </w:p>
-        </w:tc>
-        <w:tc>
-          <w:tcPr>
-            <w:tcW w:type="dxa" w:w="1080"/>
+            <w:tcW w:type="dxa" w:w="1530"/>
           </w:tcPr>
           <w:p>
             <w:r/>
@@ -512,61 +866,7 @@
         </w:tc>
         <w:tc>
           <w:tcPr>
-            <w:tcW w:type="dxa" w:w="1080"/>
-          </w:tcPr>
-          <w:p>
-            <w:r>
-              <w:t>10D</w:t>
-              <w:br/>
-              <w:t>BIOLOGY</w:t>
-            </w:r>
-          </w:p>
-        </w:tc>
-        <w:tc>
-          <w:tcPr>
-            <w:tcW w:type="dxa" w:w="1080"/>
-          </w:tcPr>
-          <w:p>
-            <w:r>
-              <w:t>Lunch</w:t>
-            </w:r>
-          </w:p>
-        </w:tc>
-        <w:tc>
-          <w:tcPr>
-            <w:tcW w:type="dxa" w:w="1080"/>
-          </w:tcPr>
-          <w:p>
-            <w:r>
-              <w:t>10:55-11:35</w:t>
-            </w:r>
-          </w:p>
-        </w:tc>
-      </w:tr>
-      <w:tr>
-        <w:tc>
-          <w:tcPr>
-            <w:tcW w:type="dxa" w:w="1080"/>
-          </w:tcPr>
-          <w:p>
-            <w:r>
-              <w:t>Lunch</w:t>
-            </w:r>
-          </w:p>
-        </w:tc>
-        <w:tc>
-          <w:tcPr>
-            <w:tcW w:type="dxa" w:w="1080"/>
-          </w:tcPr>
-          <w:p>
-            <w:r>
-              <w:t>11:30-12:00</w:t>
-            </w:r>
-          </w:p>
-        </w:tc>
-        <w:tc>
-          <w:tcPr>
-            <w:tcW w:type="dxa" w:w="1080"/>
+            <w:tcW w:type="dxa" w:w="1530"/>
           </w:tcPr>
           <w:p>
             <w:r/>
@@ -574,285 +874,7 @@
         </w:tc>
         <w:tc>
           <w:tcPr>
-            <w:tcW w:type="dxa" w:w="1080"/>
-          </w:tcPr>
-          <w:p>
-            <w:r/>
-          </w:p>
-        </w:tc>
-        <w:tc>
-          <w:tcPr>
-            <w:tcW w:type="dxa" w:w="1080"/>
-          </w:tcPr>
-          <w:p>
-            <w:r/>
-          </w:p>
-        </w:tc>
-        <w:tc>
-          <w:tcPr>
-            <w:tcW w:type="dxa" w:w="1080"/>
-          </w:tcPr>
-          <w:p>
-            <w:r/>
-          </w:p>
-        </w:tc>
-        <w:tc>
-          <w:tcPr>
-            <w:tcW w:type="dxa" w:w="1080"/>
-          </w:tcPr>
-          <w:p>
-            <w:r>
-              <w:t>10A</w:t>
-              <w:br/>
-              <w:t>BIOLOGY</w:t>
-            </w:r>
-          </w:p>
-        </w:tc>
-        <w:tc>
-          <w:tcPr>
-            <w:tcW w:type="dxa" w:w="1080"/>
-          </w:tcPr>
-          <w:p>
-            <w:r>
-              <w:t>10:25-10:55</w:t>
-            </w:r>
-          </w:p>
-        </w:tc>
-      </w:tr>
-      <w:tr>
-        <w:tc>
-          <w:tcPr>
-            <w:tcW w:type="dxa" w:w="1080"/>
-          </w:tcPr>
-          <w:p>
-            <w:r>
-              <w:t>P6</w:t>
-            </w:r>
-          </w:p>
-        </w:tc>
-        <w:tc>
-          <w:tcPr>
-            <w:tcW w:type="dxa" w:w="1080"/>
-          </w:tcPr>
-          <w:p>
-            <w:r>
-              <w:t>12:00-12:40</w:t>
-            </w:r>
-          </w:p>
-        </w:tc>
-        <w:tc>
-          <w:tcPr>
-            <w:tcW w:type="dxa" w:w="1080"/>
-          </w:tcPr>
-          <w:p>
-            <w:r/>
-          </w:p>
-        </w:tc>
-        <w:tc>
-          <w:tcPr>
-            <w:tcW w:type="dxa" w:w="1080"/>
-          </w:tcPr>
-          <w:p>
-            <w:r/>
-          </w:p>
-        </w:tc>
-        <w:tc>
-          <w:tcPr>
-            <w:tcW w:type="dxa" w:w="1080"/>
-          </w:tcPr>
-          <w:p>
-            <w:r>
-              <w:t>10A</w:t>
-              <w:br/>
-              <w:t>BIOLOGY</w:t>
-            </w:r>
-          </w:p>
-        </w:tc>
-        <w:tc>
-          <w:tcPr>
-            <w:tcW w:type="dxa" w:w="1080"/>
-          </w:tcPr>
-          <w:p>
-            <w:r>
-              <w:t>10B</w:t>
-              <w:br/>
-              <w:t>BIOLOGY</w:t>
-            </w:r>
-          </w:p>
-        </w:tc>
-        <w:tc>
-          <w:tcPr>
-            <w:tcW w:type="dxa" w:w="1080"/>
-          </w:tcPr>
-          <w:p>
-            <w:r/>
-          </w:p>
-        </w:tc>
-        <w:tc>
-          <w:tcPr>
-            <w:tcW w:type="dxa" w:w="1080"/>
-          </w:tcPr>
-          <w:p>
-            <w:r>
-              <w:t>11:35-12:15</w:t>
-            </w:r>
-          </w:p>
-        </w:tc>
-      </w:tr>
-      <w:tr>
-        <w:tc>
-          <w:tcPr>
-            <w:tcW w:type="dxa" w:w="1080"/>
-          </w:tcPr>
-          <w:p>
-            <w:r>
-              <w:t>P7</w:t>
-            </w:r>
-          </w:p>
-        </w:tc>
-        <w:tc>
-          <w:tcPr>
-            <w:tcW w:type="dxa" w:w="1080"/>
-          </w:tcPr>
-          <w:p>
-            <w:r>
-              <w:t>12:40-1:20</w:t>
-            </w:r>
-          </w:p>
-        </w:tc>
-        <w:tc>
-          <w:tcPr>
-            <w:tcW w:type="dxa" w:w="1080"/>
-          </w:tcPr>
-          <w:p>
-            <w:r>
-              <w:t>10A</w:t>
-              <w:br/>
-              <w:t>BIOLOGY</w:t>
-            </w:r>
-          </w:p>
-        </w:tc>
-        <w:tc>
-          <w:tcPr>
-            <w:tcW w:type="dxa" w:w="1080"/>
-          </w:tcPr>
-          <w:p>
-            <w:r/>
-          </w:p>
-        </w:tc>
-        <w:tc>
-          <w:tcPr>
-            <w:tcW w:type="dxa" w:w="1080"/>
-          </w:tcPr>
-          <w:p>
-            <w:r>
-              <w:t>8A</w:t>
-              <w:br/>
-              <w:t>GENERAL SCIENCE</w:t>
-            </w:r>
-          </w:p>
-        </w:tc>
-        <w:tc>
-          <w:tcPr>
-            <w:tcW w:type="dxa" w:w="1080"/>
-          </w:tcPr>
-          <w:p>
-            <w:r/>
-          </w:p>
-        </w:tc>
-        <w:tc>
-          <w:tcPr>
-            <w:tcW w:type="dxa" w:w="1080"/>
-          </w:tcPr>
-          <w:p>
-            <w:r/>
-          </w:p>
-        </w:tc>
-        <w:tc>
-          <w:tcPr>
-            <w:tcW w:type="dxa" w:w="1080"/>
-          </w:tcPr>
-          <w:p>
-            <w:r/>
-          </w:p>
-        </w:tc>
-      </w:tr>
-      <w:tr>
-        <w:tc>
-          <w:tcPr>
-            <w:tcW w:type="dxa" w:w="1080"/>
-          </w:tcPr>
-          <w:p>
-            <w:r>
-              <w:t>P8</w:t>
-            </w:r>
-          </w:p>
-        </w:tc>
-        <w:tc>
-          <w:tcPr>
-            <w:tcW w:type="dxa" w:w="1080"/>
-          </w:tcPr>
-          <w:p>
-            <w:r>
-              <w:t>1:20-2:00</w:t>
-            </w:r>
-          </w:p>
-        </w:tc>
-        <w:tc>
-          <w:tcPr>
-            <w:tcW w:type="dxa" w:w="1080"/>
-          </w:tcPr>
-          <w:p>
-            <w:r/>
-          </w:p>
-        </w:tc>
-        <w:tc>
-          <w:tcPr>
-            <w:tcW w:type="dxa" w:w="1080"/>
-          </w:tcPr>
-          <w:p>
-            <w:r>
-              <w:t>10D</w:t>
-              <w:br/>
-              <w:t>BIOLOGY</w:t>
-            </w:r>
-          </w:p>
-        </w:tc>
-        <w:tc>
-          <w:tcPr>
-            <w:tcW w:type="dxa" w:w="1080"/>
-          </w:tcPr>
-          <w:p>
-            <w:r>
-              <w:t>10A</w:t>
-              <w:br/>
-              <w:t>BIOLOGY</w:t>
-            </w:r>
-          </w:p>
-        </w:tc>
-        <w:tc>
-          <w:tcPr>
-            <w:tcW w:type="dxa" w:w="1080"/>
-          </w:tcPr>
-          <w:p>
-            <w:r>
-              <w:t>8A</w:t>
-              <w:br/>
-              <w:t>GENERAL SCIENCE</w:t>
-            </w:r>
-          </w:p>
-        </w:tc>
-        <w:tc>
-          <w:tcPr>
-            <w:tcW w:type="dxa" w:w="1080"/>
-          </w:tcPr>
-          <w:p>
-            <w:r/>
-          </w:p>
-        </w:tc>
-        <w:tc>
-          <w:tcPr>
-            <w:tcW w:type="dxa" w:w="1080"/>
+            <w:tcW w:type="dxa" w:w="1530"/>
           </w:tcPr>
           <w:p>
             <w:r/>
@@ -861,7 +883,7 @@
       </w:tr>
     </w:tbl>
     <w:sectPr>
-      <w:pgSz w:w="12240" w:h="15840"/>
+      <w:pgSz w:w="15840" w:h="12240" w:orient="landscape"/>
       <w:pgMar w:top="1440" w:right="1800" w:bottom="1440" w:left="1800" w:header="720" w:footer="720" w:gutter="0"/>
       <w:cols w:space="720"/>
       <w:docGrid w:linePitch="360"/>

--- a/TABUSSUM_timetable.docx
+++ b/TABUSSUM_timetable.docx
@@ -255,7 +255,11 @@
             <w:tcW w:type="dxa" w:w="1530"/>
           </w:tcPr>
           <w:p>
-            <w:r/>
+            <w:r>
+              <w:t>9B</w:t>
+              <w:br/>
+              <w:t>BIOLOGY</w:t>
+            </w:r>
           </w:p>
         </w:tc>
         <w:tc>
@@ -367,7 +371,11 @@
             <w:tcW w:type="dxa" w:w="1530"/>
           </w:tcPr>
           <w:p>
-            <w:r/>
+            <w:r>
+              <w:t>10D</w:t>
+              <w:br/>
+              <w:t>BIOLOGY</w:t>
+            </w:r>
           </w:p>
         </w:tc>
         <w:tc>
@@ -375,11 +383,7 @@
             <w:tcW w:type="dxa" w:w="1530"/>
           </w:tcPr>
           <w:p>
-            <w:r>
-              <w:t>8A</w:t>
-              <w:br/>
-              <w:t>GENERAL SCIENCE</w:t>
-            </w:r>
+            <w:r/>
           </w:p>
         </w:tc>
         <w:tc>
@@ -431,11 +435,7 @@
             <w:tcW w:type="dxa" w:w="1530"/>
           </w:tcPr>
           <w:p>
-            <w:r>
-              <w:t>8A</w:t>
-              <w:br/>
-              <w:t>GENERAL SCIENCE</w:t>
-            </w:r>
+            <w:r/>
           </w:p>
         </w:tc>
         <w:tc>
@@ -575,11 +575,7 @@
             <w:tcW w:type="dxa" w:w="1530"/>
           </w:tcPr>
           <w:p>
-            <w:r>
-              <w:t>8A</w:t>
-              <w:br/>
-              <w:t>GENERAL SCIENCE</w:t>
-            </w:r>
+            <w:r/>
           </w:p>
         </w:tc>
         <w:tc>
@@ -607,11 +603,7 @@
             <w:tcW w:type="dxa" w:w="1530"/>
           </w:tcPr>
           <w:p>
-            <w:r>
-              <w:t>10D</w:t>
-              <w:br/>
-              <w:t>BIOLOGY</w:t>
-            </w:r>
+            <w:r/>
           </w:p>
         </w:tc>
         <w:tc>
@@ -671,7 +663,11 @@
             <w:tcW w:type="dxa" w:w="1530"/>
           </w:tcPr>
           <w:p>
-            <w:r/>
+            <w:r>
+              <w:t>9B</w:t>
+              <w:br/>
+              <w:t>BIOLOGY</w:t>
+            </w:r>
           </w:p>
         </w:tc>
         <w:tc>
@@ -743,7 +739,11 @@
             <w:tcW w:type="dxa" w:w="1530"/>
           </w:tcPr>
           <w:p>
-            <w:r/>
+            <w:r>
+              <w:t>9B</w:t>
+              <w:br/>
+              <w:t>BIOLOGY</w:t>
+            </w:r>
           </w:p>
         </w:tc>
         <w:tc>
@@ -763,11 +763,7 @@
             <w:tcW w:type="dxa" w:w="1530"/>
           </w:tcPr>
           <w:p>
-            <w:r>
-              <w:t>8A</w:t>
-              <w:br/>
-              <w:t>GENERAL SCIENCE</w:t>
-            </w:r>
+            <w:r/>
           </w:p>
         </w:tc>
         <w:tc>
@@ -776,9 +772,9 @@
           </w:tcPr>
           <w:p>
             <w:r>
-              <w:t>8A</w:t>
+              <w:t>9B</w:t>
               <w:br/>
-              <w:t>GENERAL SCIENCE</w:t>
+              <w:t>BIOLOGY</w:t>
             </w:r>
           </w:p>
         </w:tc>
@@ -861,7 +857,11 @@
             <w:tcW w:type="dxa" w:w="1530"/>
           </w:tcPr>
           <w:p>
-            <w:r/>
+            <w:r>
+              <w:t>9B</w:t>
+              <w:br/>
+              <w:t>BIOLOGY</w:t>
+            </w:r>
           </w:p>
         </w:tc>
         <w:tc>

--- a/TABUSSUM_timetable.docx
+++ b/TABUSSUM_timetable.docx
@@ -343,11 +343,7 @@
             <w:tcW w:type="dxa" w:w="1530"/>
           </w:tcPr>
           <w:p>
-            <w:r>
-              <w:t>10B</w:t>
-              <w:br/>
-              <w:t>BIOLOGY</w:t>
-            </w:r>
+            <w:r/>
           </w:p>
         </w:tc>
         <w:tc>
@@ -575,7 +571,11 @@
             <w:tcW w:type="dxa" w:w="1530"/>
           </w:tcPr>
           <w:p>
-            <w:r/>
+            <w:r>
+              <w:t>10B</w:t>
+              <w:br/>
+              <w:t>BIOLOGY</w:t>
+            </w:r>
           </w:p>
         </w:tc>
         <w:tc>
@@ -583,7 +583,11 @@
             <w:tcW w:type="dxa" w:w="1530"/>
           </w:tcPr>
           <w:p>
-            <w:r/>
+            <w:r>
+              <w:t>10A</w:t>
+              <w:br/>
+              <w:t>BIOLOGY</w:t>
+            </w:r>
           </w:p>
         </w:tc>
         <w:tc>
@@ -751,11 +755,7 @@
             <w:tcW w:type="dxa" w:w="1530"/>
           </w:tcPr>
           <w:p>
-            <w:r>
-              <w:t>10A</w:t>
-              <w:br/>
-              <w:t>BIOLOGY</w:t>
-            </w:r>
+            <w:r/>
           </w:p>
         </w:tc>
         <w:tc>

--- a/TABUSSUM_timetable.docx
+++ b/TABUSSUM_timetable.docx
@@ -212,7 +212,7 @@
           </w:tcPr>
           <w:p>
             <w:r>
-              <w:t>10D</w:t>
+              <w:t>10B</w:t>
               <w:br/>
               <w:t>BIOLOGY</w:t>
             </w:r>
@@ -255,11 +255,7 @@
             <w:tcW w:type="dxa" w:w="1530"/>
           </w:tcPr>
           <w:p>
-            <w:r>
-              <w:t>9B</w:t>
-              <w:br/>
-              <w:t>BIOLOGY</w:t>
-            </w:r>
+            <w:r/>
           </w:p>
         </w:tc>
         <w:tc>
@@ -268,7 +264,7 @@
           </w:tcPr>
           <w:p>
             <w:r>
-              <w:t>10B</w:t>
+              <w:t>9B</w:t>
               <w:br/>
               <w:t>BIOLOGY</w:t>
             </w:r>
@@ -291,11 +287,7 @@
             <w:tcW w:type="dxa" w:w="1530"/>
           </w:tcPr>
           <w:p>
-            <w:r>
-              <w:t>9A</w:t>
-              <w:br/>
-              <w:t>BIOLOGY</w:t>
-            </w:r>
+            <w:r/>
           </w:p>
         </w:tc>
         <w:tc>
@@ -303,7 +295,11 @@
             <w:tcW w:type="dxa" w:w="1530"/>
           </w:tcPr>
           <w:p>
-            <w:r/>
+            <w:r>
+              <w:t>10D</w:t>
+              <w:br/>
+              <w:t>BIOLOGY</w:t>
+            </w:r>
           </w:p>
         </w:tc>
         <w:tc>
@@ -343,7 +339,11 @@
             <w:tcW w:type="dxa" w:w="1530"/>
           </w:tcPr>
           <w:p>
-            <w:r/>
+            <w:r>
+              <w:t>10D</w:t>
+              <w:br/>
+              <w:t>BIOLOGY</w:t>
+            </w:r>
           </w:p>
         </w:tc>
         <w:tc>
@@ -351,7 +351,11 @@
             <w:tcW w:type="dxa" w:w="1530"/>
           </w:tcPr>
           <w:p>
-            <w:r/>
+            <w:r>
+              <w:t>10B</w:t>
+              <w:br/>
+              <w:t>BIOLOGY</w:t>
+            </w:r>
           </w:p>
         </w:tc>
         <w:tc>
@@ -368,7 +372,7 @@
           </w:tcPr>
           <w:p>
             <w:r>
-              <w:t>10D</w:t>
+              <w:t>9B</w:t>
               <w:br/>
               <w:t>BIOLOGY</w:t>
             </w:r>
@@ -420,27 +424,7 @@
           </w:tcPr>
           <w:p>
             <w:r>
-              <w:t>10D</w:t>
-              <w:br/>
-              <w:t>BIOLOGY</w:t>
-            </w:r>
-          </w:p>
-        </w:tc>
-        <w:tc>
-          <w:tcPr>
-            <w:tcW w:type="dxa" w:w="1530"/>
-          </w:tcPr>
-          <w:p>
-            <w:r/>
-          </w:p>
-        </w:tc>
-        <w:tc>
-          <w:tcPr>
-            <w:tcW w:type="dxa" w:w="1530"/>
-          </w:tcPr>
-          <w:p>
-            <w:r>
-              <w:t>10B</w:t>
+              <w:t>10A</w:t>
               <w:br/>
               <w:t>BIOLOGY</w:t>
             </w:r>
@@ -460,6 +444,30 @@
           </w:tcPr>
           <w:p>
             <w:r/>
+          </w:p>
+        </w:tc>
+        <w:tc>
+          <w:tcPr>
+            <w:tcW w:type="dxa" w:w="1530"/>
+          </w:tcPr>
+          <w:p>
+            <w:r>
+              <w:t>10A</w:t>
+              <w:br/>
+              <w:t>BIOLOGY</w:t>
+            </w:r>
+          </w:p>
+        </w:tc>
+        <w:tc>
+          <w:tcPr>
+            <w:tcW w:type="dxa" w:w="1530"/>
+          </w:tcPr>
+          <w:p>
+            <w:r>
+              <w:t>9A</w:t>
+              <w:br/>
+              <w:t>BIOLOGY</w:t>
+            </w:r>
           </w:p>
         </w:tc>
         <w:tc>
@@ -571,11 +579,7 @@
             <w:tcW w:type="dxa" w:w="1530"/>
           </w:tcPr>
           <w:p>
-            <w:r>
-              <w:t>10B</w:t>
-              <w:br/>
-              <w:t>BIOLOGY</w:t>
-            </w:r>
+            <w:r/>
           </w:p>
         </w:tc>
         <w:tc>
@@ -583,11 +587,7 @@
             <w:tcW w:type="dxa" w:w="1530"/>
           </w:tcPr>
           <w:p>
-            <w:r>
-              <w:t>10A</w:t>
-              <w:br/>
-              <w:t>BIOLOGY</w:t>
-            </w:r>
+            <w:r/>
           </w:p>
         </w:tc>
         <w:tc>
@@ -595,11 +595,7 @@
             <w:tcW w:type="dxa" w:w="1530"/>
           </w:tcPr>
           <w:p>
-            <w:r>
-              <w:t>10D</w:t>
-              <w:br/>
-              <w:t>BIOLOGY</w:t>
-            </w:r>
+            <w:r/>
           </w:p>
         </w:tc>
         <w:tc>
@@ -616,7 +612,7 @@
           </w:tcPr>
           <w:p>
             <w:r>
-              <w:t>10A</w:t>
+              <w:t>9B</w:t>
               <w:br/>
               <w:t>BIOLOGY</w:t>
             </w:r>
@@ -668,7 +664,7 @@
           </w:tcPr>
           <w:p>
             <w:r>
-              <w:t>9B</w:t>
+              <w:t>10A</w:t>
               <w:br/>
               <w:t>BIOLOGY</w:t>
             </w:r>
@@ -679,7 +675,11 @@
             <w:tcW w:type="dxa" w:w="1530"/>
           </w:tcPr>
           <w:p>
-            <w:r/>
+            <w:r>
+              <w:t>10D</w:t>
+              <w:br/>
+              <w:t>BIOLOGY</w:t>
+            </w:r>
           </w:p>
         </w:tc>
         <w:tc>
@@ -700,7 +700,7 @@
           </w:tcPr>
           <w:p>
             <w:r>
-              <w:t>10B</w:t>
+              <w:t>10A</w:t>
               <w:br/>
               <w:t>BIOLOGY</w:t>
             </w:r>
@@ -744,7 +744,7 @@
           </w:tcPr>
           <w:p>
             <w:r>
-              <w:t>9B</w:t>
+              <w:t>10B</w:t>
               <w:br/>
               <w:t>BIOLOGY</w:t>
             </w:r>
@@ -763,7 +763,11 @@
             <w:tcW w:type="dxa" w:w="1530"/>
           </w:tcPr>
           <w:p>
-            <w:r/>
+            <w:r>
+              <w:t>10B</w:t>
+              <w:br/>
+              <w:t>BIOLOGY</w:t>
+            </w:r>
           </w:p>
         </w:tc>
         <w:tc>
@@ -771,11 +775,7 @@
             <w:tcW w:type="dxa" w:w="1530"/>
           </w:tcPr>
           <w:p>
-            <w:r>
-              <w:t>9B</w:t>
-              <w:br/>
-              <w:t>BIOLOGY</w:t>
-            </w:r>
+            <w:r/>
           </w:p>
         </w:tc>
         <w:tc>
@@ -822,7 +822,7 @@
           </w:tcPr>
           <w:p>
             <w:r>
-              <w:t>10A</w:t>
+              <w:t>9B</w:t>
               <w:br/>
               <w:t>BIOLOGY</w:t>
             </w:r>
@@ -846,7 +846,7 @@
           </w:tcPr>
           <w:p>
             <w:r>
-              <w:t>10A</w:t>
+              <w:t>9B</w:t>
               <w:br/>
               <w:t>BIOLOGY</w:t>
             </w:r>
@@ -858,7 +858,7 @@
           </w:tcPr>
           <w:p>
             <w:r>
-              <w:t>9B</w:t>
+              <w:t>10D</w:t>
               <w:br/>
               <w:t>BIOLOGY</w:t>
             </w:r>
